--- a/Panduan_Koordinator_TO_TKA.docx
+++ b/Panduan_Koordinator_TO_TKA.docx
@@ -4038,6 +4038,151 @@
         <w:t xml:space="preserve">4.4 Mengubah atau menambah jadwal</w:t>
       </w:r>
     </w:p>
+    <w:tbl>
+      <w:tblPr>
+        <w:tblW w:type="dxa" w:w="9638"/>
+        <w:tblBorders>
+          <w:top w:val="none" w:color="FFFFFF" w:sz="0"/>
+          <w:left w:val="single" w:color="2E9E5B" w:sz="30"/>
+          <w:bottom w:val="none" w:color="FFFFFF" w:sz="0"/>
+          <w:right w:val="none" w:color="FFFFFF" w:sz="0"/>
+          <w:insideH w:val="none" w:color="FFFFFF" w:sz="0"/>
+          <w:insideV w:val="none" w:color="FFFFFF" w:sz="0"/>
+        </w:tblBorders>
+      </w:tblPr>
+      <w:tblGrid>
+        <w:gridCol w:w="9638"/>
+      </w:tblGrid>
+      <w:tr>
+        <w:trPr>
+          <w:cantSplit/>
+        </w:trPr>
+        <w:tc>
+          <w:tcPr>
+            <w:tcW w:type="dxa" w:w="9638"/>
+            <w:shd w:fill="E7F5EC" w:color="auto" w:val="clear"/>
+            <w:tcMar>
+              <w:top w:type="dxa" w:w="120"/>
+              <w:left w:type="dxa" w:w="200"/>
+              <w:bottom w:type="dxa" w:w="120"/>
+              <w:right w:type="dxa" w:w="160"/>
+            </w:tcMar>
+          </w:tcPr>
+          <w:p>
+            <w:pPr>
+              <w:spacing w:after="40"/>
+            </w:pPr>
+            <w:r>
+              <w:rPr>
+                <w:b/>
+                <w:bCs/>
+                <w:color w:val="2E9E5B"/>
+                <w:sz w:val="20"/>
+                <w:szCs w:val="20"/>
+              </w:rPr>
+              <w:t xml:space="preserve">TO ditukar karena kegiatan sekolah</w:t>
+            </w:r>
+          </w:p>
+          <w:p>
+            <w:pPr>
+              <w:spacing w:after="40"/>
+            </w:pPr>
+            <w:r>
+              <w:rPr>
+                <w:sz w:val="19"/>
+                <w:szCs w:val="19"/>
+              </w:rPr>
+              <w:t xml:space="preserve">Contoh: Rabu dipakai kegiatan Agustusan, TO minggu ini pindah ke Kamis dan TO minggu depan (seharusnya Kamis) menjadi Rabu. Buka TO minggu ini → </w:t>
+            </w:r>
+            <w:r>
+              <w:rPr>
+                <w:b/>
+                <w:bCs/>
+                <w:sz w:val="19"/>
+                <w:szCs w:val="19"/>
+              </w:rPr>
+              <w:t xml:space="preserve">Ubah jadwal</w:t>
+            </w:r>
+            <w:r>
+              <w:rPr>
+                <w:sz w:val="19"/>
+                <w:szCs w:val="19"/>
+              </w:rPr>
+              <w:t xml:space="preserve"> → ganti tanggal ke Kamis → </w:t>
+            </w:r>
+            <w:r>
+              <w:rPr>
+                <w:b/>
+                <w:bCs/>
+                <w:sz w:val="19"/>
+                <w:szCs w:val="19"/>
+              </w:rPr>
+              <w:t xml:space="preserve">Simpan perubahan</w:t>
+            </w:r>
+            <w:r>
+              <w:rPr>
+                <w:sz w:val="19"/>
+                <w:szCs w:val="19"/>
+              </w:rPr>
+              <w:t xml:space="preserve">. Lalu buka TO minggu depan → ganti ke Rabu → </w:t>
+            </w:r>
+            <w:r>
+              <w:rPr>
+                <w:b/>
+                <w:bCs/>
+                <w:sz w:val="19"/>
+                <w:szCs w:val="19"/>
+              </w:rPr>
+              <w:t xml:space="preserve">Simpan</w:t>
+            </w:r>
+            <w:r>
+              <w:rPr>
+                <w:sz w:val="19"/>
+                <w:szCs w:val="19"/>
+              </w:rPr>
+              <w:t xml:space="preserve">. Dua langkah saja; kelas 10, 11, 12 ikut pindah. </w:t>
+            </w:r>
+            <w:r>
+              <w:rPr>
+                <w:b/>
+                <w:bCs/>
+                <w:sz w:val="19"/>
+                <w:szCs w:val="19"/>
+              </w:rPr>
+              <w:t xml:space="preserve">Periode tidak berubah</w:t>
+            </w:r>
+            <w:r>
+              <w:rPr>
+                <w:sz w:val="19"/>
+                <w:szCs w:val="19"/>
+              </w:rPr>
+              <w:t xml:space="preserve"> karena periode dihitung dari urutan TO, bukan tanggal. Bila sesinya sudah telanjur dibuat, ubah juga waktunya di bagian </w:t>
+            </w:r>
+            <w:r>
+              <w:rPr>
+                <w:b/>
+                <w:bCs/>
+                <w:sz w:val="19"/>
+                <w:szCs w:val="19"/>
+              </w:rPr>
+              <w:t xml:space="preserve">Sesi &amp; link</w:t>
+            </w:r>
+            <w:r>
+              <w:rPr>
+                <w:sz w:val="19"/>
+                <w:szCs w:val="19"/>
+              </w:rPr>
+              <w:t xml:space="preserve">.</w:t>
+            </w:r>
+          </w:p>
+        </w:tc>
+      </w:tr>
+    </w:tbl>
+    <w:p>
+      <w:pPr>
+        <w:spacing w:after="120"/>
+      </w:pPr>
+    </w:p>
     <w:p>
       <w:pPr>
         <w:pStyle w:val="ListParagraph"/>
@@ -4069,6 +4214,29 @@
       </w:r>
       <w:r>
         <w:t xml:space="preserve"> untuk libur mendadak.</w:t>
+      </w:r>
+    </w:p>
+    <w:p>
+      <w:pPr>
+        <w:pStyle w:val="ListParagraph"/>
+        <w:numPr>
+          <w:ilvl w:val="0"/>
+          <w:numId w:val="1"/>
+        </w:numPr>
+        <w:spacing w:after="60"/>
+      </w:pPr>
+      <w:r>
+        <w:t xml:space="preserve">Pilihan </w:t>
+      </w:r>
+      <w:r>
+        <w:rPr>
+          <w:b/>
+          <w:bCs/>
+        </w:rPr>
+        <w:t xml:space="preserve">Terapkan … juga ke kelas lain</w:t>
+      </w:r>
+      <w:r>
+        <w:t xml:space="preserve"> (sudah tercentang) memindahkan TO yang sama untuk semua tingkat pada tanggal itu (Wajib), atau semua kelas 11 pada minggu itu (Pilihan), sekali simpan.</w:t>
       </w:r>
     </w:p>
     <w:p>
@@ -7557,7 +7725,7 @@
                 <w:sz w:val="19"/>
                 <w:szCs w:val="19"/>
               </w:rPr>
-              <w:t xml:space="preserve">Apakah periode bisa diatur tanggalnya?</w:t>
+              <w:t xml:space="preserve">Tanggal TO berubah mengikuti kalender kurikulum. Apakah periodenya kacau?</w:t>
             </w:r>
           </w:p>
         </w:tc>
@@ -7581,23 +7749,23 @@
                 <w:sz w:val="19"/>
                 <w:szCs w:val="19"/>
               </w:rPr>
-              <w:t xml:space="preserve">Saat ini periode </w:t>
-            </w:r>
-            <w:r>
-              <w:rPr>
-                <w:b/>
-                <w:bCs/>
-                <w:sz w:val="19"/>
-                <w:szCs w:val="19"/>
-              </w:rPr>
-              <w:t xml:space="preserve">bergulir</w:t>
-            </w:r>
-            <w:r>
-              <w:rPr>
-                <w:sz w:val="19"/>
-                <w:szCs w:val="19"/>
-              </w:rPr>
-              <w:t xml:space="preserve"> (setiap 3 TO Wajib / 5 minggu Pilihan). Bila kurikulum menetapkan tanggal periode, sampaikan ke operator untuk disesuaikan.</w:t>
+              <w:t xml:space="preserve">Tidak. Periode dihitung dari </w:t>
+            </w:r>
+            <w:r>
+              <w:rPr>
+                <w:b/>
+                <w:bCs/>
+                <w:sz w:val="19"/>
+                <w:szCs w:val="19"/>
+              </w:rPr>
+              <w:t xml:space="preserve">urutan TO</w:t>
+            </w:r>
+            <w:r>
+              <w:rPr>
+                <w:sz w:val="19"/>
+                <w:szCs w:val="19"/>
+              </w:rPr>
+              <w:t xml:space="preserve"> (Wajib: TO ke-1–3 = Periode 1, dst.; Pilihan: setiap 5 minggu), jadi menukar atau menggeser hari tidak mengubah isi periode. Cukup ubah tanggal TO di Kalender.</w:t>
             </w:r>
           </w:p>
         </w:tc>

--- a/Panduan_Koordinator_TO_TKA.docx
+++ b/Panduan_Koordinator_TO_TKA.docx
@@ -4687,6 +4687,183 @@
                 <w:szCs w:val="19"/>
               </w:rPr>
               <w:t xml:space="preserve">Jumat sebelum minggu pelaksanaan</w:t>
+            </w:r>
+          </w:p>
+        </w:tc>
+      </w:tr>
+    </w:tbl>
+    <w:p>
+      <w:pPr>
+        <w:spacing w:after="120"/>
+      </w:pPr>
+    </w:p>
+    <w:tbl>
+      <w:tblPr>
+        <w:tblW w:type="dxa" w:w="9638"/>
+        <w:tblBorders>
+          <w:top w:val="none" w:color="FFFFFF" w:sz="0"/>
+          <w:left w:val="single" w:color="2E9E5B" w:sz="30"/>
+          <w:bottom w:val="none" w:color="FFFFFF" w:sz="0"/>
+          <w:right w:val="none" w:color="FFFFFF" w:sz="0"/>
+          <w:insideH w:val="none" w:color="FFFFFF" w:sz="0"/>
+          <w:insideV w:val="none" w:color="FFFFFF" w:sz="0"/>
+        </w:tblBorders>
+      </w:tblPr>
+      <w:tblGrid>
+        <w:gridCol w:w="9638"/>
+      </w:tblGrid>
+      <w:tr>
+        <w:trPr>
+          <w:cantSplit/>
+        </w:trPr>
+        <w:tc>
+          <w:tcPr>
+            <w:tcW w:type="dxa" w:w="9638"/>
+            <w:shd w:fill="E7F5EC" w:color="auto" w:val="clear"/>
+            <w:tcMar>
+              <w:top w:type="dxa" w:w="120"/>
+              <w:left w:type="dxa" w:w="200"/>
+              <w:bottom w:type="dxa" w:w="120"/>
+              <w:right w:type="dxa" w:w="160"/>
+            </w:tcMar>
+          </w:tcPr>
+          <w:p>
+            <w:pPr>
+              <w:spacing w:after="40"/>
+            </w:pPr>
+            <w:r>
+              <w:rPr>
+                <w:b/>
+                <w:bCs/>
+                <w:color w:val="2E9E5B"/>
+                <w:sz w:val="20"/>
+                <w:szCs w:val="20"/>
+              </w:rPr>
+              <w:t xml:space="preserve">Naskah berisi Paket 1 dan Paket 2</w:t>
+            </w:r>
+          </w:p>
+          <w:p>
+            <w:pPr>
+              <w:spacing w:after="40"/>
+            </w:pPr>
+            <w:r>
+              <w:rPr>
+                <w:sz w:val="19"/>
+                <w:szCs w:val="19"/>
+              </w:rPr>
+              <w:t xml:space="preserve">Naskah yang memuat dua versi soal (judul </w:t>
+            </w:r>
+            <w:r>
+              <w:rPr>
+                <w:b/>
+                <w:bCs/>
+                <w:sz w:val="19"/>
+                <w:szCs w:val="19"/>
+              </w:rPr>
+              <w:t xml:space="preserve">Paket 1</w:t>
+            </w:r>
+            <w:r>
+              <w:rPr>
+                <w:sz w:val="19"/>
+                <w:szCs w:val="19"/>
+              </w:rPr>
+              <w:t xml:space="preserve"> dan </w:t>
+            </w:r>
+            <w:r>
+              <w:rPr>
+                <w:b/>
+                <w:bCs/>
+                <w:sz w:val="19"/>
+                <w:szCs w:val="19"/>
+              </w:rPr>
+              <w:t xml:space="preserve">Paket 2</w:t>
+            </w:r>
+            <w:r>
+              <w:rPr>
+                <w:sz w:val="19"/>
+                <w:szCs w:val="19"/>
+              </w:rPr>
+              <w:t xml:space="preserve">) diterbitkan sebagai </w:t>
+            </w:r>
+            <w:r>
+              <w:rPr>
+                <w:b/>
+                <w:bCs/>
+                <w:sz w:val="19"/>
+                <w:szCs w:val="19"/>
+              </w:rPr>
+              <w:t xml:space="preserve">satu paket dengan 2 varian</w:t>
+            </w:r>
+            <w:r>
+              <w:rPr>
+                <w:sz w:val="19"/>
+                <w:szCs w:val="19"/>
+              </w:rPr>
+              <w:t xml:space="preserve">: Paket 1 = Varian A, Paket 2 = Varian B, nomor soal sama (1–5), dan siswa mendapat salah satu varian secara acak. Cara termudah: tab </w:t>
+            </w:r>
+            <w:r>
+              <w:rPr>
+                <w:b/>
+                <w:bCs/>
+                <w:sz w:val="19"/>
+                <w:szCs w:val="19"/>
+              </w:rPr>
+              <w:t xml:space="preserve">Tanpa Kisi-kisi</w:t>
+            </w:r>
+            <w:r>
+              <w:rPr>
+                <w:sz w:val="19"/>
+                <w:szCs w:val="19"/>
+              </w:rPr>
+              <w:t xml:space="preserve"> → </w:t>
+            </w:r>
+            <w:r>
+              <w:rPr>
+                <w:b/>
+                <w:bCs/>
+                <w:sz w:val="19"/>
+                <w:szCs w:val="19"/>
+              </w:rPr>
+              <w:t xml:space="preserve">Unduh prompt AI</w:t>
+            </w:r>
+            <w:r>
+              <w:rPr>
+                <w:sz w:val="19"/>
+                <w:szCs w:val="19"/>
+              </w:rPr>
+              <w:t xml:space="preserve"> + </w:t>
+            </w:r>
+            <w:r>
+              <w:rPr>
+                <w:b/>
+                <w:bCs/>
+                <w:sz w:val="19"/>
+                <w:szCs w:val="19"/>
+              </w:rPr>
+              <w:t xml:space="preserve">Unduh template tanpa kisi-kisi</w:t>
+            </w:r>
+            <w:r>
+              <w:rPr>
+                <w:sz w:val="19"/>
+                <w:szCs w:val="19"/>
+              </w:rPr>
+              <w:t xml:space="preserve">, lampirkan keduanya bersama naskah ke ChatGPT, lalu tempel prompt. Syaratnya: jumlah soal kedua paket sama dan </w:t>
+            </w:r>
+            <w:r>
+              <w:rPr>
+                <w:b/>
+                <w:bCs/>
+                <w:sz w:val="19"/>
+                <w:szCs w:val="19"/>
+              </w:rPr>
+              <w:t xml:space="preserve">bentuk soal pada nomor yang sama harus sama</w:t>
+            </w:r>
+            <w:r>
+              <w:rPr>
+                <w:sz w:val="19"/>
+                <w:szCs w:val="19"/>
+              </w:rPr>
+              <w:t xml:space="preserve"> (mis. nomor 3 sama-sama PG Kompleks). MCMA ditulis sebagai PG Kompleks; tabel pernyataan Benar/Salah sebagai Benar - Salah.</w:t>
             </w:r>
           </w:p>
         </w:tc>

--- a/Panduan_Koordinator_TO_TKA.docx
+++ b/Panduan_Koordinator_TO_TKA.docx
@@ -7834,7 +7834,7 @@
                 <w:sz w:val="19"/>
                 <w:szCs w:val="19"/>
               </w:rPr>
-              <w:t xml:space="preserve">Siswa ingin melihat pembahasan.</w:t>
+              <w:t xml:space="preserve">Sesi TO terbuka (mis. 14 hari) dan guru lain membuka latihan di kelas yang sama. Bermasalah?</w:t>
             </w:r>
           </w:p>
         </w:tc>
@@ -7857,23 +7857,23 @@
                 <w:sz w:val="19"/>
                 <w:szCs w:val="19"/>
               </w:rPr>
-              <w:t xml:space="preserve">Saat membuka sesi, centang </w:t>
-            </w:r>
-            <w:r>
-              <w:rPr>
-                <w:b/>
-                <w:bCs/>
-                <w:sz w:val="19"/>
-                <w:szCs w:val="19"/>
-              </w:rPr>
-              <w:t xml:space="preserve">Tampilkan jawaban &amp; pembahasan</w:t>
-            </w:r>
-            <w:r>
-              <w:rPr>
-                <w:sz w:val="19"/>
-                <w:szCs w:val="19"/>
-              </w:rPr>
-              <w:t xml:space="preserve">.</w:t>
+              <w:t xml:space="preserve">Tidak. Sesi TO memakai kode (sudah ada di link CBT), jadi siswa yang membuka link TO pasti masuk TO; latihan guru memakai kode lain atau jalur NISN saja. Rekap TO hanya menghitung sesi paket TO (paket yang dipasang, atau paket berjenis Tryout), jadi nilai latihan tidak tercampur. Hanya bila guru memakai </w:t>
+            </w:r>
+            <w:r>
+              <w:rPr>
+                <w:b/>
+                <w:bCs/>
+                <w:sz w:val="19"/>
+                <w:szCs w:val="19"/>
+              </w:rPr>
+              <w:t xml:space="preserve">paket yang sama</w:t>
+            </w:r>
+            <w:r>
+              <w:rPr>
+                <w:sz w:val="19"/>
+                <w:szCs w:val="19"/>
+              </w:rPr>
+              <w:t xml:space="preserve"> dengan TO, siswa yang sudah mengerjakan TO tidak bisa mengulang (satu hasil per paket).</w:t>
             </w:r>
           </w:p>
         </w:tc>
@@ -7902,7 +7902,7 @@
                 <w:sz w:val="19"/>
                 <w:szCs w:val="19"/>
               </w:rPr>
-              <w:t xml:space="preserve">Tanggal TO berubah mengikuti kalender kurikulum. Apakah periodenya kacau?</w:t>
+              <w:t xml:space="preserve">Siswa ingin melihat pembahasan.</w:t>
             </w:r>
           </w:p>
         </w:tc>
@@ -7910,6 +7910,73 @@
           <w:tcPr>
             <w:tcW w:type="dxa" w:w="6334"/>
             <w:shd w:fill="F6F8FB" w:color="auto" w:val="clear"/>
+            <w:tcMar>
+              <w:top w:type="dxa" w:w="70"/>
+              <w:left w:type="dxa" w:w="110"/>
+              <w:bottom w:type="dxa" w:w="70"/>
+              <w:right w:type="dxa" w:w="110"/>
+            </w:tcMar>
+          </w:tcPr>
+          <w:p>
+            <w:pPr>
+              <w:spacing w:after="0"/>
+            </w:pPr>
+            <w:r>
+              <w:rPr>
+                <w:sz w:val="19"/>
+                <w:szCs w:val="19"/>
+              </w:rPr>
+              <w:t xml:space="preserve">Saat membuka sesi, centang </w:t>
+            </w:r>
+            <w:r>
+              <w:rPr>
+                <w:b/>
+                <w:bCs/>
+                <w:sz w:val="19"/>
+                <w:szCs w:val="19"/>
+              </w:rPr>
+              <w:t xml:space="preserve">Tampilkan jawaban &amp; pembahasan</w:t>
+            </w:r>
+            <w:r>
+              <w:rPr>
+                <w:sz w:val="19"/>
+                <w:szCs w:val="19"/>
+              </w:rPr>
+              <w:t xml:space="preserve">.</w:t>
+            </w:r>
+          </w:p>
+        </w:tc>
+      </w:tr>
+      <w:tr>
+        <w:trPr>
+          <w:cantSplit/>
+        </w:trPr>
+        <w:tc>
+          <w:tcPr>
+            <w:tcW w:type="dxa" w:w="3304"/>
+            <w:tcMar>
+              <w:top w:type="dxa" w:w="70"/>
+              <w:left w:type="dxa" w:w="110"/>
+              <w:bottom w:type="dxa" w:w="70"/>
+              <w:right w:type="dxa" w:w="110"/>
+            </w:tcMar>
+          </w:tcPr>
+          <w:p>
+            <w:pPr>
+              <w:spacing w:after="0"/>
+            </w:pPr>
+            <w:r>
+              <w:rPr>
+                <w:sz w:val="19"/>
+                <w:szCs w:val="19"/>
+              </w:rPr>
+              <w:t xml:space="preserve">Tanggal TO berubah mengikuti kalender kurikulum. Apakah periodenya kacau?</w:t>
+            </w:r>
+          </w:p>
+        </w:tc>
+        <w:tc>
+          <w:tcPr>
+            <w:tcW w:type="dxa" w:w="6334"/>
             <w:tcMar>
               <w:top w:type="dxa" w:w="70"/>
               <w:left w:type="dxa" w:w="110"/>

--- a/Panduan_Koordinator_TO_TKA.docx
+++ b/Panduan_Koordinator_TO_TKA.docx
@@ -29,7 +29,7 @@
           <w:sz w:val="64"/>
           <w:szCs w:val="64"/>
         </w:rPr>
-        <w:t xml:space="preserve">Panduan Koordinator TO TKA</w:t>
+        <w:t xml:space="preserve">Panduan Tryout Umum (Koordinator)</w:t>
       </w:r>
     </w:p>
     <w:p>
@@ -45,7 +45,7 @@
           <w:sz w:val="30"/>
           <w:szCs w:val="30"/>
         </w:rPr>
-        <w:t xml:space="preserve">Jadwal, soal dari guru, sesi &amp; link CBT, serta rekap per periode — langkah demi langkah</w:t>
+        <w:t xml:space="preserve">Tryout Umum: jadwal, soal dari guru, sesi &amp; link CBT, serta rekap per periode — langkah demi langkah</w:t>
       </w:r>
     </w:p>
     <w:p>
@@ -70,7 +70,7 @@
           <w:b/>
           <w:bCs/>
         </w:rPr>
-        <w:t xml:space="preserve">Mengenal Halaman TO TKA</w:t>
+        <w:t xml:space="preserve">Mengenal Halaman Tryout Umum</w:t>
       </w:r>
     </w:p>
     <w:p>
@@ -219,7 +219,7 @@
           <w:sz w:val="19"/>
           <w:szCs w:val="19"/>
         </w:rPr>
-        <w:t xml:space="preserve">Untuk: koordinator TO TKA (dan operator)</w:t>
+        <w:t xml:space="preserve">Untuk: koordinator Tryout Umum (dan operator)</w:t>
       </w:r>
     </w:p>
     <w:p>
@@ -259,7 +259,7 @@
           <w:bCs/>
           <w:color w:val="1F2633"/>
         </w:rPr>
-        <w:t xml:space="preserve">1. Mengenal Halaman TO TKA</w:t>
+        <w:t xml:space="preserve">1. Mengenal Halaman Tryout Umum</w:t>
       </w:r>
     </w:p>
     <w:p>
@@ -604,152 +604,7 @@
         <w:pageBreakBefore/>
       </w:pPr>
       <w:r>
-        <w:t xml:space="preserve">1. Mengenal Halaman TO TKA</w:t>
-      </w:r>
-    </w:p>
-    <w:p>
-      <w:pPr>
-        <w:spacing w:after="120"/>
-      </w:pPr>
-      <w:r>
-        <w:t xml:space="preserve">Halaman </w:t>
-      </w:r>
-      <w:r>
-        <w:rPr>
-          <w:b/>
-          <w:bCs/>
-        </w:rPr>
-        <w:t xml:space="preserve">TO TKA</w:t>
-      </w:r>
-      <w:r>
-        <w:t xml:space="preserve"> membantu koordinator mengelola Tryout TKA dari awal sampai laporan: jadwal </w:t>
-      </w:r>
-      <w:r>
-        <w:rPr>
-          <w:b/>
-          <w:bCs/>
-        </w:rPr>
-        <w:t xml:space="preserve">TO Mapel Wajib</w:t>
-      </w:r>
-      <w:r>
-        <w:t xml:space="preserve"> dan </w:t>
-      </w:r>
-      <w:r>
-        <w:rPr>
-          <w:b/>
-          <w:bCs/>
-        </w:rPr>
-        <w:t xml:space="preserve">TO Mapel Pilihan</w:t>
-      </w:r>
-      <w:r>
-        <w:t xml:space="preserve">, memantau soal dari guru, membuka sesi dan membagikan </w:t>
-      </w:r>
-      <w:r>
-        <w:rPr>
-          <w:b/>
-          <w:bCs/>
-        </w:rPr>
-        <w:t xml:space="preserve">link CBT</w:t>
-      </w:r>
-      <w:r>
-        <w:t xml:space="preserve">, lalu merekap nilai </w:t>
-      </w:r>
-      <w:r>
-        <w:rPr>
-          <w:b/>
-          <w:bCs/>
-        </w:rPr>
-        <w:t xml:space="preserve">per periode</w:t>
-      </w:r>
-      <w:r>
-        <w:t xml:space="preserve">.</w:t>
-      </w:r>
-    </w:p>
-    <w:p>
-      <w:pPr>
-        <w:pStyle w:val="Heading2"/>
-      </w:pPr>
-      <w:r>
-        <w:t xml:space="preserve">1.1 Cara masuk</w:t>
-      </w:r>
-    </w:p>
-    <w:p>
-      <w:pPr>
-        <w:pStyle w:val="ListParagraph"/>
-        <w:numPr>
-          <w:ilvl w:val="0"/>
-          <w:numId w:val="2"/>
-        </w:numPr>
-        <w:spacing w:after="60"/>
-      </w:pPr>
-      <w:r>
-        <w:t xml:space="preserve">Buka Asesmen Merdeka, ketuk </w:t>
-      </w:r>
-      <w:r>
-        <w:rPr>
-          <w:b/>
-          <w:bCs/>
-        </w:rPr>
-        <w:t xml:space="preserve">Masuk guru / pengawas</w:t>
-      </w:r>
-      <w:r>
-        <w:t xml:space="preserve">.</w:t>
-      </w:r>
-    </w:p>
-    <w:p>
-      <w:pPr>
-        <w:pStyle w:val="ListParagraph"/>
-        <w:numPr>
-          <w:ilvl w:val="0"/>
-          <w:numId w:val="2"/>
-        </w:numPr>
-        <w:spacing w:after="60"/>
-      </w:pPr>
-      <w:r>
-        <w:t xml:space="preserve">Ketik </w:t>
-      </w:r>
-      <w:r>
-        <w:rPr>
-          <w:b/>
-          <w:bCs/>
-        </w:rPr>
-        <w:t xml:space="preserve">PIN koordinator</w:t>
-      </w:r>
-      <w:r>
-        <w:t xml:space="preserve"> lalu </w:t>
-      </w:r>
-      <w:r>
-        <w:rPr>
-          <w:b/>
-          <w:bCs/>
-        </w:rPr>
-        <w:t xml:space="preserve">Masuk</w:t>
-      </w:r>
-      <w:r>
-        <w:t xml:space="preserve">. Halaman TO TKA langsung terbuka.</w:t>
-      </w:r>
-    </w:p>
-    <w:p>
-      <w:pPr>
-        <w:pStyle w:val="ListParagraph"/>
-        <w:numPr>
-          <w:ilvl w:val="0"/>
-          <w:numId w:val="2"/>
-        </w:numPr>
-        <w:spacing w:after="60"/>
-      </w:pPr>
-      <w:r>
-        <w:t xml:space="preserve">Selesai bekerja, tekan </w:t>
-      </w:r>
-      <w:r>
-        <w:rPr>
-          <w:b/>
-          <w:bCs/>
-        </w:rPr>
-        <w:t xml:space="preserve">Keluar</w:t>
-      </w:r>
-      <w:r>
-        <w:t xml:space="preserve"> di pojok kanan atas.</w:t>
+        <w:t xml:space="preserve">1. Mengenal Halaman Tryout Umum</w:t>
       </w:r>
     </w:p>
     <w:tbl>
@@ -794,6 +649,257 @@
                 <w:sz w:val="20"/>
                 <w:szCs w:val="20"/>
               </w:rPr>
+              <w:t xml:space="preserve">Tryout Umum dan Tryout Mandiri</w:t>
+            </w:r>
+          </w:p>
+          <w:p>
+            <w:pPr>
+              <w:spacing w:after="40"/>
+            </w:pPr>
+            <w:r>
+              <w:rPr>
+                <w:b/>
+                <w:bCs/>
+                <w:sz w:val="19"/>
+                <w:szCs w:val="19"/>
+              </w:rPr>
+              <w:t xml:space="preserve">Tryout Umum</w:t>
+            </w:r>
+            <w:r>
+              <w:rPr>
+                <w:sz w:val="19"/>
+                <w:szCs w:val="19"/>
+              </w:rPr>
+              <w:t xml:space="preserve"> = tryout yang diatur koordinator untuk banyak kelas (TO Mapel Wajib dan TO Mapel Pilihan), dibuka dari halaman ini dengan PIN koordinator. </w:t>
+            </w:r>
+            <w:r>
+              <w:rPr>
+                <w:b/>
+                <w:bCs/>
+                <w:sz w:val="19"/>
+                <w:szCs w:val="19"/>
+              </w:rPr>
+              <w:t xml:space="preserve">Tryout Mandiri</w:t>
+            </w:r>
+            <w:r>
+              <w:rPr>
+                <w:sz w:val="19"/>
+                <w:szCs w:val="19"/>
+              </w:rPr>
+              <w:t xml:space="preserve"> = latihan/tryout yang dibuka guru di kelasnya sendiri lewat menu </w:t>
+            </w:r>
+            <w:r>
+              <w:rPr>
+                <w:b/>
+                <w:bCs/>
+                <w:sz w:val="19"/>
+                <w:szCs w:val="19"/>
+              </w:rPr>
+              <w:t xml:space="preserve">Latihan / Tryout</w:t>
+            </w:r>
+            <w:r>
+              <w:rPr>
+                <w:sz w:val="19"/>
+                <w:szCs w:val="19"/>
+              </w:rPr>
+              <w:t xml:space="preserve"> dengan PIN guru — termasuk Bu Puspa saat mengajar Bahasa Indonesia di kelasnya. Keduanya dicatat terpisah: rekap di halaman ini hanya berisi Tryout Umum.</w:t>
+            </w:r>
+          </w:p>
+        </w:tc>
+      </w:tr>
+    </w:tbl>
+    <w:p>
+      <w:pPr>
+        <w:spacing w:after="120"/>
+      </w:pPr>
+    </w:p>
+    <w:p>
+      <w:pPr>
+        <w:spacing w:after="120"/>
+      </w:pPr>
+      <w:r>
+        <w:t xml:space="preserve">Halaman </w:t>
+      </w:r>
+      <w:r>
+        <w:rPr>
+          <w:b/>
+          <w:bCs/>
+        </w:rPr>
+        <w:t xml:space="preserve">Tryout Umum</w:t>
+      </w:r>
+      <w:r>
+        <w:t xml:space="preserve"> membantu koordinator mengelola Tryout TKA dari awal sampai laporan: jadwal </w:t>
+      </w:r>
+      <w:r>
+        <w:rPr>
+          <w:b/>
+          <w:bCs/>
+        </w:rPr>
+        <w:t xml:space="preserve">TO Mapel Wajib</w:t>
+      </w:r>
+      <w:r>
+        <w:t xml:space="preserve"> dan </w:t>
+      </w:r>
+      <w:r>
+        <w:rPr>
+          <w:b/>
+          <w:bCs/>
+        </w:rPr>
+        <w:t xml:space="preserve">TO Mapel Pilihan</w:t>
+      </w:r>
+      <w:r>
+        <w:t xml:space="preserve">, memantau soal dari guru, membuka sesi dan membagikan </w:t>
+      </w:r>
+      <w:r>
+        <w:rPr>
+          <w:b/>
+          <w:bCs/>
+        </w:rPr>
+        <w:t xml:space="preserve">link CBT</w:t>
+      </w:r>
+      <w:r>
+        <w:t xml:space="preserve">, lalu merekap nilai </w:t>
+      </w:r>
+      <w:r>
+        <w:rPr>
+          <w:b/>
+          <w:bCs/>
+        </w:rPr>
+        <w:t xml:space="preserve">per periode</w:t>
+      </w:r>
+      <w:r>
+        <w:t xml:space="preserve">.</w:t>
+      </w:r>
+    </w:p>
+    <w:p>
+      <w:pPr>
+        <w:pStyle w:val="Heading2"/>
+      </w:pPr>
+      <w:r>
+        <w:t xml:space="preserve">1.1 Cara masuk</w:t>
+      </w:r>
+    </w:p>
+    <w:p>
+      <w:pPr>
+        <w:pStyle w:val="ListParagraph"/>
+        <w:numPr>
+          <w:ilvl w:val="0"/>
+          <w:numId w:val="2"/>
+        </w:numPr>
+        <w:spacing w:after="60"/>
+      </w:pPr>
+      <w:r>
+        <w:t xml:space="preserve">Buka Asesmen Merdeka, ketuk </w:t>
+      </w:r>
+      <w:r>
+        <w:rPr>
+          <w:b/>
+          <w:bCs/>
+        </w:rPr>
+        <w:t xml:space="preserve">Masuk guru / pengawas</w:t>
+      </w:r>
+      <w:r>
+        <w:t xml:space="preserve">.</w:t>
+      </w:r>
+    </w:p>
+    <w:p>
+      <w:pPr>
+        <w:pStyle w:val="ListParagraph"/>
+        <w:numPr>
+          <w:ilvl w:val="0"/>
+          <w:numId w:val="2"/>
+        </w:numPr>
+        <w:spacing w:after="60"/>
+      </w:pPr>
+      <w:r>
+        <w:t xml:space="preserve">Ketik </w:t>
+      </w:r>
+      <w:r>
+        <w:rPr>
+          <w:b/>
+          <w:bCs/>
+        </w:rPr>
+        <w:t xml:space="preserve">PIN koordinator</w:t>
+      </w:r>
+      <w:r>
+        <w:t xml:space="preserve"> lalu </w:t>
+      </w:r>
+      <w:r>
+        <w:rPr>
+          <w:b/>
+          <w:bCs/>
+        </w:rPr>
+        <w:t xml:space="preserve">Masuk</w:t>
+      </w:r>
+      <w:r>
+        <w:t xml:space="preserve">. Halaman Tryout Umum langsung terbuka.</w:t>
+      </w:r>
+    </w:p>
+    <w:p>
+      <w:pPr>
+        <w:pStyle w:val="ListParagraph"/>
+        <w:numPr>
+          <w:ilvl w:val="0"/>
+          <w:numId w:val="2"/>
+        </w:numPr>
+        <w:spacing w:after="60"/>
+      </w:pPr>
+      <w:r>
+        <w:t xml:space="preserve">Selesai bekerja, tekan </w:t>
+      </w:r>
+      <w:r>
+        <w:rPr>
+          <w:b/>
+          <w:bCs/>
+        </w:rPr>
+        <w:t xml:space="preserve">Keluar</w:t>
+      </w:r>
+      <w:r>
+        <w:t xml:space="preserve"> di pojok kanan atas.</w:t>
+      </w:r>
+    </w:p>
+    <w:tbl>
+      <w:tblPr>
+        <w:tblW w:type="dxa" w:w="9638"/>
+        <w:tblBorders>
+          <w:top w:val="none" w:color="FFFFFF" w:sz="0"/>
+          <w:left w:val="single" w:color="2F7FD8" w:sz="30"/>
+          <w:bottom w:val="none" w:color="FFFFFF" w:sz="0"/>
+          <w:right w:val="none" w:color="FFFFFF" w:sz="0"/>
+          <w:insideH w:val="none" w:color="FFFFFF" w:sz="0"/>
+          <w:insideV w:val="none" w:color="FFFFFF" w:sz="0"/>
+        </w:tblBorders>
+      </w:tblPr>
+      <w:tblGrid>
+        <w:gridCol w:w="9638"/>
+      </w:tblGrid>
+      <w:tr>
+        <w:trPr>
+          <w:cantSplit/>
+        </w:trPr>
+        <w:tc>
+          <w:tcPr>
+            <w:tcW w:type="dxa" w:w="9638"/>
+            <w:shd w:fill="E8F1FC" w:color="auto" w:val="clear"/>
+            <w:tcMar>
+              <w:top w:type="dxa" w:w="120"/>
+              <w:left w:type="dxa" w:w="200"/>
+              <w:bottom w:type="dxa" w:w="120"/>
+              <w:right w:type="dxa" w:w="160"/>
+            </w:tcMar>
+          </w:tcPr>
+          <w:p>
+            <w:pPr>
+              <w:spacing w:after="40"/>
+            </w:pPr>
+            <w:r>
+              <w:rPr>
+                <w:b/>
+                <w:bCs/>
+                <w:color w:val="2F7FD8"/>
+                <w:sz w:val="20"/>
+                <w:szCs w:val="20"/>
+              </w:rPr>
               <w:t xml:space="preserve">Dua PIN Bu Puspa</w:t>
             </w:r>
           </w:p>
@@ -815,7 +921,7 @@
                 <w:sz w:val="19"/>
                 <w:szCs w:val="19"/>
               </w:rPr>
-              <w:t xml:space="preserve"> untuk halaman TO TKA (semua mapel TO). </w:t>
+              <w:t xml:space="preserve"> untuk halaman Tryout Umum (semua mapel TO). </w:t>
             </w:r>
             <w:r>
               <w:rPr>
@@ -4938,7 +5044,7 @@
         <w:spacing w:after="60"/>
       </w:pPr>
       <w:r>
-        <w:t xml:space="preserve">Di halaman TO TKA tekan </w:t>
+        <w:t xml:space="preserve">Di halaman Tryout Umum tekan </w:t>
       </w:r>
       <w:r>
         <w:rPr>
@@ -5027,7 +5133,7 @@
           <w:b/>
           <w:bCs/>
         </w:rPr>
-        <w:t xml:space="preserve">‹ TO TKA</w:t>
+        <w:t xml:space="preserve">‹ Tryout Umum</w:t>
       </w:r>
       <w:r>
         <w:t xml:space="preserve">, lalu </w:t>
@@ -5041,6 +5147,24 @@
       </w:r>
       <w:r>
         <w:t xml:space="preserve"> pada jadwalnya.</w:t>
+      </w:r>
+    </w:p>
+    <w:p>
+      <w:pPr>
+        <w:spacing w:after="120"/>
+      </w:pPr>
+      <w:r>
+        <w:t xml:space="preserve">Tidak jadi mengunggah? Tekan </w:t>
+      </w:r>
+      <w:r>
+        <w:rPr>
+          <w:b/>
+          <w:bCs/>
+        </w:rPr>
+        <w:t xml:space="preserve">‹ Batal, kembali ke …</w:t>
+      </w:r>
+      <w:r>
+        <w:t xml:space="preserve"> di bilah atas. Anda kembali ke tab tempat Anda menekan + Unggah soal (mis. Pengumpulan Soal).</w:t>
       </w:r>
     </w:p>
     <w:tbl>
@@ -5707,7 +5831,7 @@
                 <w:sz w:val="20"/>
                 <w:szCs w:val="20"/>
               </w:rPr>
-              <w:t xml:space="preserve">Sesi yang dibuka guru</w:t>
+              <w:t xml:space="preserve">Hanya sesi Tryout Umum</w:t>
             </w:r>
           </w:p>
           <w:p>
@@ -5719,7 +5843,39 @@
                 <w:sz w:val="19"/>
                 <w:szCs w:val="19"/>
               </w:rPr>
-              <w:t xml:space="preserve">Bila guru membuka TO dari menu Latihan/Tryout-nya sendiri, sesi itu tetap tercatat di jadwal TO (tertulis "Dibuka oleh … dari menu Latihan/Tryout"). Pengaturannya tetap dipegang guru tersebut.</w:t>
+              <w:t xml:space="preserve">Halaman ini hanya menghitung sesi yang dibuka </w:t>
+            </w:r>
+            <w:r>
+              <w:rPr>
+                <w:b/>
+                <w:bCs/>
+                <w:sz w:val="19"/>
+                <w:szCs w:val="19"/>
+              </w:rPr>
+              <w:t xml:space="preserve">dari halaman Tryout Umum</w:t>
+            </w:r>
+            <w:r>
+              <w:rPr>
+                <w:sz w:val="19"/>
+                <w:szCs w:val="19"/>
+              </w:rPr>
+              <w:t xml:space="preserve">. Sesi yang dibuka guru dari menu Latihan / Tryout (termasuk Bu Puspa dengan PIN guru) adalah </w:t>
+            </w:r>
+            <w:r>
+              <w:rPr>
+                <w:b/>
+                <w:bCs/>
+                <w:sz w:val="19"/>
+                <w:szCs w:val="19"/>
+              </w:rPr>
+              <w:t xml:space="preserve">Tryout Mandiri</w:t>
+            </w:r>
+            <w:r>
+              <w:rPr>
+                <w:sz w:val="19"/>
+                <w:szCs w:val="19"/>
+              </w:rPr>
+              <w:t xml:space="preserve"> dan tidak ikut di jadwal, partisipasi, maupun rekap Tryout Umum — walaupun paketnya sama.</w:t>
             </w:r>
           </w:p>
         </w:tc>
@@ -7834,7 +7990,7 @@
                 <w:sz w:val="19"/>
                 <w:szCs w:val="19"/>
               </w:rPr>
-              <w:t xml:space="preserve">Sesi TO terbuka (mis. 14 hari) dan guru lain membuka latihan di kelas yang sama. Bermasalah?</w:t>
+              <w:t xml:space="preserve">Sesi Tryout Umum terbuka (mis. 14 hari) dan guru membuka Tryout Mandiri di kelas yang sama. Bermasalah?</w:t>
             </w:r>
           </w:p>
         </w:tc>
@@ -7857,7 +8013,7 @@
                 <w:sz w:val="19"/>
                 <w:szCs w:val="19"/>
               </w:rPr>
-              <w:t xml:space="preserve">Tidak. Sesi TO memakai kode (sudah ada di link CBT), jadi siswa yang membuka link TO pasti masuk TO; latihan guru memakai kode lain atau jalur NISN saja. Rekap TO hanya menghitung sesi paket TO (paket yang dipasang, atau paket berjenis Tryout), jadi nilai latihan tidak tercampur. Hanya bila guru memakai </w:t>
+              <w:t xml:space="preserve">Tidak. Sesi Tryout Umum memakai kode (sudah ada di link CBT), jadi siswa yang membuka link pasti masuk Tryout Umum; Tryout Mandiri guru memakai kode lain atau jalur NISN saja. Rekap Tryout Umum hanya menghitung sesi yang dibuka dari halaman ini, jadi nilai Tryout Mandiri tidak tercampur. Hanya bila guru memakai </w:t>
             </w:r>
             <w:r>
               <w:rPr>
@@ -8140,7 +8296,7 @@
         <w:sz w:val="16"/>
         <w:szCs w:val="16"/>
       </w:rPr>
-      <w:t xml:space="preserve">Panduan Koordinator TO TKA</w:t>
+      <w:t xml:space="preserve">Panduan Tryout Umum (Koordinator)</w:t>
     </w:r>
   </w:p>
 </w:hdr>

--- a/Panduan_Koordinator_TO_TKA.docx
+++ b/Panduan_Koordinator_TO_TKA.docx
@@ -728,7 +728,7 @@
         <w:t xml:space="preserve">Tryout Umum</w:t>
       </w:r>
       <w:r>
-        <w:t xml:space="preserve"> membantu koordinator mengelola Tryout TKA dari awal sampai laporan: jadwal </w:t>
+        <w:t xml:space="preserve"> membantu koordinator mengelola Tryout Umum (TKA, dan UTBK untuk kelas 12 semester 2) dari awal sampai laporan: jadwal </w:t>
       </w:r>
       <w:r>
         <w:rPr>
@@ -4734,14 +4734,14 @@
                 <w:sz w:val="19"/>
                 <w:szCs w:val="19"/>
               </w:rPr>
-              <w:t xml:space="preserve">Tryout TKA</w:t>
-            </w:r>
-            <w:r>
-              <w:rPr>
-                <w:sz w:val="19"/>
-                <w:szCs w:val="19"/>
-              </w:rPr>
-              <w:t xml:space="preserve"> (otomatis bila dipasang ke jadwal TO)</w:t>
+              <w:t xml:space="preserve">Tryout Umum</w:t>
+            </w:r>
+            <w:r>
+              <w:rPr>
+                <w:sz w:val="19"/>
+                <w:szCs w:val="19"/>
+              </w:rPr>
+              <w:t xml:space="preserve"> (otomatis bila dipasang ke jadwal)</w:t>
             </w:r>
           </w:p>
         </w:tc>
@@ -5113,7 +5113,7 @@
         <w:t xml:space="preserve">Terbitkan ke bank soal</w:t>
       </w:r>
       <w:r>
-        <w:t xml:space="preserve">. Paket tercatat atas nama guru itu dan berjenis Tryout TKA.</w:t>
+        <w:t xml:space="preserve">. Paket tercatat atas nama guru itu dan berjenis Tryout Umum.</w:t>
       </w:r>
     </w:p>
     <w:p>

--- a/Panduan_Koordinator_TO_TKA.docx
+++ b/Panduan_Koordinator_TO_TKA.docx
@@ -4741,7 +4741,7 @@
                 <w:sz w:val="19"/>
                 <w:szCs w:val="19"/>
               </w:rPr>
-              <w:t xml:space="preserve"> (otomatis bila dipasang ke jadwal)</w:t>
+              <w:t xml:space="preserve"> — hanya jenis ini yang bisa dipasang ke jadwal; paket Tryout Mandiri tidak ditampilkan</w:t>
             </w:r>
           </w:p>
         </w:tc>

--- a/Panduan_Koordinator_TO_TKA.docx
+++ b/Panduan_Koordinator_TO_TKA.docx
@@ -219,7 +219,7 @@
           <w:sz w:val="19"/>
           <w:szCs w:val="19"/>
         </w:rPr>
-        <w:t xml:space="preserve">Untuk: koordinator Tryout Umum (dan operator)</w:t>
+        <w:t xml:space="preserve">Untuk: koordinator Tryout Umum (dan kurikulum)</w:t>
       </w:r>
     </w:p>
     <w:p>
@@ -832,7 +832,17 @@
         <w:t xml:space="preserve">Masuk</w:t>
       </w:r>
       <w:r>
-        <w:t xml:space="preserve">. Halaman Tryout Umum langsung terbuka.</w:t>
+        <w:t xml:space="preserve">. Halaman Tryout Umum langsung terbuka. (Kurikulum masuk dengan PIN kurikulum → Menu utama → </w:t>
+      </w:r>
+      <w:r>
+        <w:rPr>
+          <w:b/>
+          <w:bCs/>
+        </w:rPr>
+        <w:t xml:space="preserve">Tryout Umum</w:t>
+      </w:r>
+      <w:r>
+        <w:t xml:space="preserve">; haknya sama dengan koordinator.)</w:t>
       </w:r>
     </w:p>
     <w:p>
@@ -4309,7 +4319,7 @@
         <w:t xml:space="preserve">Ubah jadwal</w:t>
       </w:r>
       <w:r>
-        <w:t xml:space="preserve"> (tanggal, jam ke-, mapel, jenis TKA/UTBK, kelas sasaran, guru penyusun, catatan). Centang </w:t>
+        <w:t xml:space="preserve"> (tanggal, jam ke-, mapel, sasaran TKA/UTBK, kelas sasaran, guru penyusun, catatan). Centang </w:t>
       </w:r>
       <w:r>
         <w:rPr>

--- a/Panduan_Koordinator_TO_TKA.docx
+++ b/Panduan_Koordinator_TO_TKA.docx
@@ -414,6 +414,20 @@
           <w:color w:val="33445A"/>
         </w:rPr>
         <w:t xml:space="preserve">4.4 Mengubah atau menambah jadwal</w:t>
+      </w:r>
+    </w:p>
+    <w:p>
+      <w:pPr>
+        <w:spacing w:after="50" w:before="0"/>
+        <w:ind w:left="360"/>
+      </w:pPr>
+      <w:r>
+        <w:rPr>
+          <w:b w:val="false"/>
+          <w:bCs w:val="false"/>
+          <w:color w:val="33445A"/>
+        </w:rPr>
+        <w:t xml:space="preserve">4.5 Mengisi kalender lewat Excel</w:t>
       </w:r>
     </w:p>
     <w:p>
@@ -4387,6 +4401,285 @@
     </w:p>
     <w:p>
       <w:pPr>
+        <w:pStyle w:val="Heading2"/>
+      </w:pPr>
+      <w:r>
+        <w:t xml:space="preserve">4.5 Mengisi kalender lewat Excel</w:t>
+      </w:r>
+    </w:p>
+    <w:p>
+      <w:pPr>
+        <w:spacing w:after="120"/>
+      </w:pPr>
+      <w:r>
+        <w:t xml:space="preserve">Untuk banyak jadwal sekaligus (misalnya kalender satu semester dari kurikulum), pakai dua tombol di tab </w:t>
+      </w:r>
+      <w:r>
+        <w:rPr>
+          <w:b/>
+          <w:bCs/>
+        </w:rPr>
+        <w:t xml:space="preserve">Kalender</w:t>
+      </w:r>
+      <w:r>
+        <w:t xml:space="preserve">:</w:t>
+      </w:r>
+    </w:p>
+    <w:p>
+      <w:pPr>
+        <w:pStyle w:val="ListParagraph"/>
+        <w:numPr>
+          <w:ilvl w:val="0"/>
+          <w:numId w:val="3"/>
+        </w:numPr>
+        <w:spacing w:after="60"/>
+      </w:pPr>
+      <w:r>
+        <w:t xml:space="preserve">Pilih semesternya di kanan atas, lalu tekan </w:t>
+      </w:r>
+      <w:r>
+        <w:rPr>
+          <w:b/>
+          <w:bCs/>
+        </w:rPr>
+        <w:t xml:space="preserve">⬇ Unduh template</w:t>
+      </w:r>
+      <w:r>
+        <w:t xml:space="preserve">. Berkas Excel berisi lembar </w:t>
+      </w:r>
+      <w:r>
+        <w:rPr>
+          <w:b/>
+          <w:bCs/>
+        </w:rPr>
+        <w:t xml:space="preserve">TO Mapel Wajib</w:t>
+      </w:r>
+      <w:r>
+        <w:t xml:space="preserve"> dan </w:t>
+      </w:r>
+      <w:r>
+        <w:rPr>
+          <w:b/>
+          <w:bCs/>
+        </w:rPr>
+        <w:t xml:space="preserve">TO Mapel Pilihan</w:t>
+      </w:r>
+      <w:r>
+        <w:t xml:space="preserve"> yang sudah terisi jadwal semester itu, lembar </w:t>
+      </w:r>
+      <w:r>
+        <w:rPr>
+          <w:b/>
+          <w:bCs/>
+        </w:rPr>
+        <w:t xml:space="preserve">Petunjuk</w:t>
+      </w:r>
+      <w:r>
+        <w:t xml:space="preserve">, dan </w:t>
+      </w:r>
+      <w:r>
+        <w:rPr>
+          <w:b/>
+          <w:bCs/>
+        </w:rPr>
+        <w:t xml:space="preserve">Daftar guru</w:t>
+      </w:r>
+      <w:r>
+        <w:t xml:space="preserve">.</w:t>
+      </w:r>
+    </w:p>
+    <w:p>
+      <w:pPr>
+        <w:pStyle w:val="ListParagraph"/>
+        <w:numPr>
+          <w:ilvl w:val="0"/>
+          <w:numId w:val="3"/>
+        </w:numPr>
+        <w:spacing w:after="60"/>
+      </w:pPr>
+      <w:r>
+        <w:t xml:space="preserve">Ubah di Excel: ganti tanggal, jam ke-, kelas, mapel, guru; tambah baris baru dengan </w:t>
+      </w:r>
+      <w:r>
+        <w:rPr>
+          <w:b/>
+          <w:bCs/>
+        </w:rPr>
+        <w:t xml:space="preserve">kolom ID dikosongkan</w:t>
+      </w:r>
+      <w:r>
+        <w:t xml:space="preserve">; tulis </w:t>
+      </w:r>
+      <w:r>
+        <w:rPr>
+          <w:b/>
+          <w:bCs/>
+        </w:rPr>
+        <w:t xml:space="preserve">Ya</w:t>
+      </w:r>
+      <w:r>
+        <w:t xml:space="preserve"> di kolom </w:t>
+      </w:r>
+      <w:r>
+        <w:rPr>
+          <w:b/>
+          <w:bCs/>
+        </w:rPr>
+        <w:t xml:space="preserve">Batal</w:t>
+      </w:r>
+      <w:r>
+        <w:t xml:space="preserve"> untuk TO yang batal. Kolom </w:t>
+      </w:r>
+      <w:r>
+        <w:rPr>
+          <w:b/>
+          <w:bCs/>
+        </w:rPr>
+        <w:t xml:space="preserve">Kelas</w:t>
+      </w:r>
+      <w:r>
+        <w:t xml:space="preserve">: tulis tingkat (10, 11, 12) untuk semua kelas di tingkat itu, atau daftar kelas (11-1, 11-2).</w:t>
+      </w:r>
+    </w:p>
+    <w:p>
+      <w:pPr>
+        <w:pStyle w:val="ListParagraph"/>
+        <w:numPr>
+          <w:ilvl w:val="0"/>
+          <w:numId w:val="3"/>
+        </w:numPr>
+        <w:spacing w:after="60"/>
+      </w:pPr>
+      <w:r>
+        <w:t xml:space="preserve">Tekan </w:t>
+      </w:r>
+      <w:r>
+        <w:rPr>
+          <w:b/>
+          <w:bCs/>
+        </w:rPr>
+        <w:t xml:space="preserve">⬆ Unggah kalender</w:t>
+      </w:r>
+      <w:r>
+        <w:t xml:space="preserve"> dan pilih berkasnya. Muncul </w:t>
+      </w:r>
+      <w:r>
+        <w:rPr>
+          <w:b/>
+          <w:bCs/>
+        </w:rPr>
+        <w:t xml:space="preserve">Pratinjau perubahan</w:t>
+      </w:r>
+      <w:r>
+        <w:t xml:space="preserve">: jumlah baris baru, berubah, dan tetap, serta baris yang salah beserta alasannya.</w:t>
+      </w:r>
+    </w:p>
+    <w:p>
+      <w:pPr>
+        <w:pStyle w:val="ListParagraph"/>
+        <w:numPr>
+          <w:ilvl w:val="0"/>
+          <w:numId w:val="3"/>
+        </w:numPr>
+        <w:spacing w:after="60"/>
+      </w:pPr>
+      <w:r>
+        <w:t xml:space="preserve">Bila ada baris salah, betulkan di Excel lalu unggah lagi (tidak ada yang tersimpan selama masih ada yang salah). Bila sudah benar, tekan </w:t>
+      </w:r>
+      <w:r>
+        <w:rPr>
+          <w:b/>
+          <w:bCs/>
+        </w:rPr>
+        <w:t xml:space="preserve">Simpan … perubahan</w:t>
+      </w:r>
+      <w:r>
+        <w:t xml:space="preserve">.</w:t>
+      </w:r>
+    </w:p>
+    <w:tbl>
+      <w:tblPr>
+        <w:tblW w:type="dxa" w:w="9638"/>
+        <w:tblBorders>
+          <w:top w:val="none" w:color="FFFFFF" w:sz="0"/>
+          <w:left w:val="single" w:color="C98A12" w:sz="30"/>
+          <w:bottom w:val="none" w:color="FFFFFF" w:sz="0"/>
+          <w:right w:val="none" w:color="FFFFFF" w:sz="0"/>
+          <w:insideH w:val="none" w:color="FFFFFF" w:sz="0"/>
+          <w:insideV w:val="none" w:color="FFFFFF" w:sz="0"/>
+        </w:tblBorders>
+      </w:tblPr>
+      <w:tblGrid>
+        <w:gridCol w:w="9638"/>
+      </w:tblGrid>
+      <w:tr>
+        <w:trPr>
+          <w:cantSplit/>
+        </w:trPr>
+        <w:tc>
+          <w:tcPr>
+            <w:tcW w:type="dxa" w:w="9638"/>
+            <w:shd w:fill="FDF4E1" w:color="auto" w:val="clear"/>
+            <w:tcMar>
+              <w:top w:type="dxa" w:w="120"/>
+              <w:left w:type="dxa" w:w="200"/>
+              <w:bottom w:type="dxa" w:w="120"/>
+              <w:right w:type="dxa" w:w="160"/>
+            </w:tcMar>
+          </w:tcPr>
+          <w:p>
+            <w:pPr>
+              <w:spacing w:after="40"/>
+            </w:pPr>
+            <w:r>
+              <w:rPr>
+                <w:b/>
+                <w:bCs/>
+                <w:color w:val="C98A12"/>
+                <w:sz w:val="20"/>
+                <w:szCs w:val="20"/>
+              </w:rPr>
+              <w:t xml:space="preserve">Jangan ubah kolom ID</w:t>
+            </w:r>
+          </w:p>
+          <w:p>
+            <w:pPr>
+              <w:spacing w:after="40"/>
+            </w:pPr>
+            <w:r>
+              <w:rPr>
+                <w:sz w:val="19"/>
+                <w:szCs w:val="19"/>
+              </w:rPr>
+              <w:t xml:space="preserve">ID menghubungkan baris Excel dengan jadwal di aplikasi (beserta soal dan sesinya). Jadwal yang barisnya dihapus dari Excel </w:t>
+            </w:r>
+            <w:r>
+              <w:rPr>
+                <w:b/>
+                <w:bCs/>
+                <w:sz w:val="19"/>
+                <w:szCs w:val="19"/>
+              </w:rPr>
+              <w:t xml:space="preserve">tidak ikut terhapus</w:t>
+            </w:r>
+            <w:r>
+              <w:rPr>
+                <w:sz w:val="19"/>
+                <w:szCs w:val="19"/>
+              </w:rPr>
+              <w:t xml:space="preserve"> — untuk membatalkan, pakai kolom Batal. Bila tanggal TO yang sudah punya sesi diubah, sesinya tidak ikut pindah; ubah waktunya di tab Sesi &amp; Link.</w:t>
+            </w:r>
+          </w:p>
+        </w:tc>
+      </w:tr>
+    </w:tbl>
+    <w:p>
+      <w:pPr>
+        <w:spacing w:after="120"/>
+      </w:pPr>
+    </w:p>
+    <w:p>
+      <w:pPr>
         <w:pStyle w:val="Heading1"/>
         <w:pageBreakBefore/>
       </w:pPr>
@@ -5049,7 +5342,7 @@
         <w:pStyle w:val="ListParagraph"/>
         <w:numPr>
           <w:ilvl w:val="0"/>
-          <w:numId w:val="3"/>
+          <w:numId w:val="4"/>
         </w:numPr>
         <w:spacing w:after="60"/>
       </w:pPr>
@@ -5072,7 +5365,7 @@
         <w:pStyle w:val="ListParagraph"/>
         <w:numPr>
           <w:ilvl w:val="0"/>
-          <w:numId w:val="3"/>
+          <w:numId w:val="4"/>
         </w:numPr>
         <w:spacing w:after="60"/>
       </w:pPr>
@@ -5095,7 +5388,7 @@
         <w:pStyle w:val="ListParagraph"/>
         <w:numPr>
           <w:ilvl w:val="0"/>
-          <w:numId w:val="3"/>
+          <w:numId w:val="4"/>
         </w:numPr>
         <w:spacing w:after="60"/>
       </w:pPr>
@@ -5108,7 +5401,7 @@
         <w:pStyle w:val="ListParagraph"/>
         <w:numPr>
           <w:ilvl w:val="0"/>
-          <w:numId w:val="3"/>
+          <w:numId w:val="4"/>
         </w:numPr>
         <w:spacing w:after="60"/>
       </w:pPr>
@@ -5131,7 +5424,7 @@
         <w:pStyle w:val="ListParagraph"/>
         <w:numPr>
           <w:ilvl w:val="0"/>
-          <w:numId w:val="3"/>
+          <w:numId w:val="4"/>
         </w:numPr>
         <w:spacing w:after="60"/>
       </w:pPr>
@@ -8423,6 +8716,12 @@
     </w:lvlOverride>
   </w:num>
   <w:num w:numId="3">
+    <w:abstractNumId w:val="2"/>
+    <w:lvlOverride w:ilvl="0">
+      <w:startOverride w:val="1"/>
+    </w:lvlOverride>
+  </w:num>
+  <w:num w:numId="4">
     <w:abstractNumId w:val="2"/>
     <w:lvlOverride w:ilvl="0">
       <w:startOverride w:val="1"/>
